--- a/Decoupe/16_Gautier.docx
+++ b/Decoupe/16_Gautier.docx
@@ -205,7 +205,7 @@
           <w:sz w:val="24"/>
           <w:szCs w:val="24"/>
         </w:rPr>
-        <w:t>❧  💬 STATUT NARRATIF  ❧</w:t>
+        <w:t>❧  💬 COMMENT JOUER  ❧</w:t>
       </w:r>
     </w:p>
     <w:p>
@@ -218,7 +218,7 @@
           <w:b/>
           <w:bCs/>
         </w:rPr>
-        <w:t>Suspect.</w:t>
+        <w:t/>
       </w:r>
       <w:r>
         <w:t xml:space="preserve"> Vous étiez à la porte de la dépendance à 17h30 — 5 minutes après le crime. Vous mentez sur votre absence. Trois paliers de craquage.</w:t>

--- a/Decoupe/16_Gautier.docx
+++ b/Decoupe/16_Gautier.docx
@@ -64,7 +64,7 @@
         <w:jc w:val="both"/>
       </w:pPr>
       <w:r>
-        <w:t>Le contexte. Samedi 6 juin 2026, anniversaire des 30 ans de Lady Chloé. Vous êtes invité au Domaine des Beuhaies. Lady Chloé est rentrée seule à 18h00 et trouve Lady Léa de Pavy morte dans la dépendance — empoisonnée à la digitaline vers 17h25. Le jeu. Lady Chloé enquête seule pendant 1 heure. Sir Amaury est MJ. Vos observations se livrent en conversation, librement. Vos secrets se gardent — il faut un levier pour qu’ils sortent.</w:t>
+        <w:t>Le contexte. Samedi 6 juin 1925, anniversaire des 30 ans de Lady Chloé. Vous êtes invité au Domaine des Beuhaies. Lady Chloé est rentrée seule à 18h00 et trouve Lady Léa de Pavy morte dans la dépendance — empoisonnée à la digitaline vers 17h25. Le jeu. Lady Chloé enquête seule pendant 1 heure. Sir Amaury est MJ. Vos observations se livrent en conversation, librement. Vos secrets se gardent — il faut un levier pour qu’ils sortent.</w:t>
       </w:r>
     </w:p>
     <w:p>
@@ -308,7 +308,7 @@
         <w:t>Rendez-vous raté avec Léa à 17h30.</w:t>
       </w:r>
       <w:r>
-        <w:t xml:space="preserve"> Vous deviez lui remettre 5 000 livres en liquide à la dépendance. Vous y êtes allé. La porte était DÉJÀ fermée à clef. Vous êtes reparti à 17h32, mallette toujours pleine, et avez caché celle-ci dans le placard du couloir intérieur à 17h33 (Lady Boulet de Myrtilles vous a vu).</w:t>
+        <w:t xml:space="preserve"> Vous deviez lui remettre 5 000 livres en liquide à la dépendance. Vous y êtes allé. La porte était DÉJÀ fermée à clef. Vous êtes reparti à 17h32 par le sentier latéral, pour ne pas être vu depuis le bar ni traverser le jardin (c’est pourquoi vous ne voyez personne — ni Amandinette au barbecue, ni Clochette derrière la baie). Vous avez caché la mallette dans le placard du couloir intérieur à 17h33 (Lady Boulet de Myrtilles vous a vu).</w:t>
       </w:r>
     </w:p>
     <w:p>

--- a/Decoupe/16_Gautier.docx
+++ b/Decoupe/16_Gautier.docx
@@ -344,7 +344,7 @@
         <w:t>une note manuscrite</w:t>
       </w:r>
       <w:r>
-        <w:t xml:space="preserve"> : « 6 juin, 17h30, dépendance — apporter la totalité. — L. »</w:t>
+        <w:t xml:space="preserve"> : « Mon cher Lord, samedi six juin, dix-sept heures trente, à la dépendance. La totalité, je vous prie — point une livre de moins. — L. »</w:t>
       </w:r>
     </w:p>
     <w:p>

--- a/Decoupe/16_Gautier.docx
+++ b/Decoupe/16_Gautier.docx
@@ -1,6 +1,6 @@
 
 <file path=word/document.xml><?xml version="1.0" encoding="utf-8"?>
-<w:document xmlns:wpc="http://schemas.microsoft.com/office/word/2010/wordprocessingCanvas" xmlns:cx="http://schemas.microsoft.com/office/drawing/2014/chartex" xmlns:mc="http://schemas.openxmlformats.org/markup-compatibility/2006" xmlns:o="urn:schemas-microsoft-com:office:office" xmlns:r="http://schemas.openxmlformats.org/officeDocument/2006/relationships" xmlns:m="http://schemas.openxmlformats.org/officeDocument/2006/math" xmlns:v="urn:schemas-microsoft-com:vml" xmlns:wp14="http://schemas.microsoft.com/office/word/2010/wordprocessingDrawing" xmlns:wp="http://schemas.openxmlformats.org/drawingml/2006/wordprocessingDrawing" xmlns:w10="urn:schemas-microsoft-com:office:word" xmlns:w="http://schemas.openxmlformats.org/wordprocessingml/2006/main" xmlns:w14="http://schemas.microsoft.com/office/word/2010/wordml" xmlns:w15="http://schemas.microsoft.com/office/word/2012/wordml" xmlns:wpg="http://schemas.microsoft.com/office/word/2010/wordprocessingGroup" xmlns:wpi="http://schemas.microsoft.com/office/word/2010/wordprocessingInk" xmlns:wne="http://schemas.microsoft.com/office/word/2006/wordml" xmlns:wps="http://schemas.microsoft.com/office/word/2010/wordprocessingShape" mc:Ignorable="w14 w15 wp14">
+<w:document xmlns:ns1="http://schemas.openxmlformats.org/markup-compatibility/2006" xmlns:w="http://schemas.openxmlformats.org/wordprocessingml/2006/main" ns1:Ignorable="w14 w15 wp14">
   <w:body>
     <w:p>
       <w:pPr>
@@ -119,6 +119,21 @@
           <w:color w:val="6D4C41"/>
         </w:rPr>
         <w:t>« Lord Gautier de Lemoine, finances et placements. Mon épouse Alicia m’accompagne, comme toujours. »</w:t>
+      </w:r>
+    </w:p>
+    <w:p>
+      <w:pPr>
+        <w:spacing w:before="120" w:after="120" w:line="300" w:lineRule="auto"/>
+        <w:ind w:left="360" w:right="360"/>
+        <w:jc w:val="both"/>
+      </w:pPr>
+      <w:r>
+        <w:rPr>
+          <w:i/>
+          <w:iCs/>
+          <w:color w:val="6D4C41"/>
+        </w:rPr>
+        <w:t xml:space="preserve">👗 Votre allure. Une veste brune cintrée, un pantalon beige clair, chaussures de cuir fauve. Tenue d’un financier en campagne — soignée mais sans éclat ; aujourd’hui, elle paraît trop chaude pour vous (sueur visible aux tempes, manches relevées dès 17h00).</w:t>
       </w:r>
     </w:p>
     <w:p>

--- a/Decoupe/16_Gautier.docx
+++ b/Decoupe/16_Gautier.docx
@@ -252,6 +252,126 @@
           <w:szCs w:val="24"/>
         </w:rPr>
         <w:t>❧  VOTRE IDENTITÉ  ❧</w:t>
+      </w:r>
+    </w:p>
+    <w:p>
+      <w:pPr>
+        <w:spacing w:before="240" w:after="100"/>
+      </w:pPr>
+      <w:r>
+        <w:rPr>
+          <w:b/>
+          <w:bCs/>
+          <w:color w:val="5D4037"/>
+          <w:sz w:val="24"/>
+          <w:szCs w:val="24"/>
+        </w:rPr>
+        <w:t xml:space="preserve">❧  DEUX QUESTIONS RÉCURRENTES (Chloé peut les poser à tout convive)  ❧</w:t>
+      </w:r>
+    </w:p>
+    <w:p>
+      <w:pPr>
+        <w:spacing w:before="240" w:after="100"/>
+      </w:pPr>
+      <w:r>
+        <w:rPr>
+          <w:b/>
+          <w:bCs/>
+          <w:color w:val="5D4037"/>
+          <w:sz w:val="24"/>
+          <w:szCs w:val="24"/>
+        </w:rPr>
+        <w:t xml:space="preserve">Sur Léa : « Une connaissance des cercles financiers. Elle me prêtait quelques avis — elle savait écouter. »</w:t>
+      </w:r>
+    </w:p>
+    <w:p>
+      <w:pPr>
+        <w:spacing w:before="240" w:after="100"/>
+      </w:pPr>
+      <w:r>
+        <w:rPr>
+          <w:b/>
+          <w:bCs/>
+          <w:color w:val="5D4037"/>
+          <w:sz w:val="24"/>
+          <w:szCs w:val="24"/>
+        </w:rPr>
+        <w:t xml:space="preserve">Sur quelque chose d’étrange peu avant sa mort : « Elle m’a paru sur le départ — plus pressée que d’habitude. Elle m’a même paru… plus libre. »</w:t>
+      </w:r>
+    </w:p>
+    <w:p>
+      <w:pPr>
+        <w:spacing w:before="240" w:after="100"/>
+      </w:pPr>
+      <w:r>
+        <w:rPr>
+          <w:b/>
+          <w:bCs/>
+          <w:color w:val="5D4037"/>
+          <w:sz w:val="24"/>
+          <w:szCs w:val="24"/>
+        </w:rPr>
+        <w:t xml:space="preserve">❧  VOTRE RESSENTI SUR LA JOURNÉE  ❧</w:t>
+      </w:r>
+    </w:p>
+    <w:p>
+      <w:pPr>
+        <w:spacing w:before="240" w:after="100"/>
+      </w:pPr>
+      <w:r>
+        <w:rPr>
+          <w:b/>
+          <w:bCs/>
+          <w:color w:val="5D4037"/>
+          <w:sz w:val="24"/>
+          <w:szCs w:val="24"/>
+        </w:rPr>
+        <w:t xml:space="preserve">« Le choc. Et je l’avoue à demi-mot — un soulagement aussi. Elle ne harcellera plus personne. »</w:t>
+      </w:r>
+    </w:p>
+    <w:p>
+      <w:pPr>
+        <w:spacing w:before="240" w:after="100"/>
+      </w:pPr>
+      <w:r>
+        <w:rPr>
+          <w:b/>
+          <w:bCs/>
+          <w:color w:val="5D4037"/>
+          <w:sz w:val="24"/>
+          <w:szCs w:val="24"/>
+        </w:rPr>
+        <w:t xml:space="preserve">❧  SI VOUS NE SAVEZ PAS QUOI RÉPONDRE  ❧</w:t>
+      </w:r>
+    </w:p>
+    <w:p>
+      <w:pPr>
+        <w:spacing w:before="240" w:after="100"/>
+      </w:pPr>
+      <w:r>
+        <w:rPr>
+          <w:b/>
+          <w:bCs/>
+          <w:color w:val="5D4037"/>
+          <w:sz w:val="24"/>
+          <w:szCs w:val="24"/>
+        </w:rPr>
+        <w:t xml:space="preserve">Esquive type : « J’étais au potager, je n’ai pas tout vu — un homme qui rumine son argent voit mal le monde. »</w:t>
+      </w:r>
+    </w:p>
+    <w:p>
+      <w:pPr>
+        <w:spacing w:before="240" w:after="100"/>
+      </w:pPr>
+      <w:r>
+        <w:rPr>
+          <w:b/>
+          <w:bCs/>
+          <w:color w:val="5D4037"/>
+          <w:sz w:val="24"/>
+          <w:szCs w:val="24"/>
+        </w:rPr>
+        <w:t xml:space="preserve">Sur le chantage liaison-Louis : NIEZ jusqu’à ce que Chloé brandisse le mot du banc ou la mallette des 5 000 livres.</w:t>
       </w:r>
     </w:p>
     <w:p>

--- a/Decoupe/16_Gautier.docx
+++ b/Decoupe/16_Gautier.docx
@@ -480,6 +480,546 @@
       </w:r>
       <w:r>
         <w:t xml:space="preserve"> : « Mon cher Lord, samedi six juin, dix-sept heures trente, à la dépendance. La totalité, je vous prie — point une livre de moins. — L. »</w:t>
+      </w:r>
+    </w:p>
+    <w:p>
+      <w:pPr>
+        <w:spacing w:before="60" w:after="60" w:line="300" w:lineRule="auto"/>
+        <w:jc w:val="both"/>
+      </w:pPr>
+      <w:r>
+        <w:rPr>
+          <w:b/>
+          <w:bCs/>
+        </w:rPr>
+        <w:t xml:space="preserve">❧  POUR ENRICHIR VOS RÉPONSES — petit monde, opinions, voix intérieure  ❧</w:t>
+      </w:r>
+      <w:r>
+        <w:t xml:space="preserve"/>
+      </w:r>
+      <w:r>
+        <w:rPr>
+          <w:b/>
+          <w:bCs/>
+        </w:rPr>
+        <w:t/>
+      </w:r>
+      <w:r>
+        <w:t xml:space="preserve"/>
+      </w:r>
+      <w:r>
+        <w:rPr>
+          <w:b/>
+          <w:bCs/>
+        </w:rPr>
+        <w:t/>
+      </w:r>
+      <w:r>
+        <w:t xml:space="preserve"/>
+      </w:r>
+    </w:p>
+    <w:p>
+      <w:pPr>
+        <w:spacing w:before="60" w:after="60" w:line="300" w:lineRule="auto"/>
+        <w:jc w:val="both"/>
+      </w:pPr>
+      <w:r>
+        <w:rPr>
+          <w:b/>
+          <w:bCs/>
+        </w:rPr>
+        <w:t xml:space="preserve">(Guidelines pour les questions banales — ce sont des points de départ, adaptez à votre style.)</w:t>
+      </w:r>
+      <w:r>
+        <w:t xml:space="preserve"/>
+      </w:r>
+      <w:r>
+        <w:rPr>
+          <w:b/>
+          <w:bCs/>
+        </w:rPr>
+        <w:t/>
+      </w:r>
+      <w:r>
+        <w:t xml:space="preserve"/>
+      </w:r>
+      <w:r>
+        <w:rPr>
+          <w:b/>
+          <w:bCs/>
+        </w:rPr>
+        <w:t/>
+      </w:r>
+      <w:r>
+        <w:t xml:space="preserve"/>
+      </w:r>
+    </w:p>
+    <w:p>
+      <w:pPr>
+        <w:spacing w:before="60" w:after="60" w:line="300" w:lineRule="auto"/>
+        <w:jc w:val="both"/>
+      </w:pPr>
+      <w:r>
+        <w:rPr>
+          <w:b/>
+          <w:bCs/>
+        </w:rPr>
+        <w:t xml:space="preserve">Votre vie quotidienne : Financier (rentes, placements, agent au Crédit Foncier). Bureau rue de Provence — proche, par hasard, du cabinet de Louis. Mallette de cuir sous le bras.</w:t>
+      </w:r>
+      <w:r>
+        <w:t xml:space="preserve"/>
+      </w:r>
+      <w:r>
+        <w:rPr>
+          <w:b/>
+          <w:bCs/>
+        </w:rPr>
+        <w:t/>
+      </w:r>
+      <w:r>
+        <w:t xml:space="preserve"/>
+      </w:r>
+      <w:r>
+        <w:rPr>
+          <w:b/>
+          <w:bCs/>
+        </w:rPr>
+        <w:t/>
+      </w:r>
+      <w:r>
+        <w:t xml:space="preserve"/>
+      </w:r>
+    </w:p>
+    <w:p>
+      <w:pPr>
+        <w:spacing w:before="60" w:after="60" w:line="300" w:lineRule="auto"/>
+        <w:jc w:val="both"/>
+      </w:pPr>
+      <w:r>
+        <w:rPr>
+          <w:b/>
+          <w:bCs/>
+        </w:rPr>
+        <w:t xml:space="preserve">Vos goûts (à servir si la conversation est culture/loisirs) : Bordeaux rouge, courses à Longchamp, cigares La Habana — quand vous pouvez encore vous les offrir.</w:t>
+      </w:r>
+      <w:r>
+        <w:t xml:space="preserve"/>
+      </w:r>
+      <w:r>
+        <w:rPr>
+          <w:b/>
+          <w:bCs/>
+        </w:rPr>
+        <w:t/>
+      </w:r>
+      <w:r>
+        <w:t xml:space="preserve"/>
+      </w:r>
+      <w:r>
+        <w:rPr>
+          <w:b/>
+          <w:bCs/>
+        </w:rPr>
+        <w:t/>
+      </w:r>
+      <w:r>
+        <w:t xml:space="preserve"/>
+      </w:r>
+    </w:p>
+    <w:p>
+      <w:pPr>
+        <w:spacing w:before="60" w:after="60" w:line="300" w:lineRule="auto"/>
+        <w:jc w:val="both"/>
+      </w:pPr>
+      <w:r>
+        <w:rPr>
+          <w:b/>
+          <w:bCs/>
+        </w:rPr>
+        <w:t xml:space="preserve">❧  OPINIONS COURTES sur d'autres convives (à servir si on en parle)  ❧</w:t>
+      </w:r>
+      <w:r>
+        <w:t xml:space="preserve"/>
+      </w:r>
+      <w:r>
+        <w:rPr>
+          <w:b/>
+          <w:bCs/>
+        </w:rPr>
+        <w:t/>
+      </w:r>
+      <w:r>
+        <w:t xml:space="preserve"/>
+      </w:r>
+      <w:r>
+        <w:rPr>
+          <w:b/>
+          <w:bCs/>
+        </w:rPr>
+        <w:t/>
+      </w:r>
+      <w:r>
+        <w:t xml:space="preserve"/>
+      </w:r>
+    </w:p>
+    <w:p>
+      <w:pPr>
+        <w:spacing w:before="60" w:after="60" w:line="300" w:lineRule="auto"/>
+        <w:jc w:val="both"/>
+      </w:pPr>
+      <w:r>
+        <w:rPr>
+          <w:b/>
+          <w:bCs/>
+        </w:rPr>
+        <w:t xml:space="preserve">• Sur Lady Alicia (votre épouse) : « Alicia. Je crois qu'elle ne sait rien. J'espère qu'elle ne saura jamais. »</w:t>
+      </w:r>
+      <w:r>
+        <w:t xml:space="preserve"/>
+      </w:r>
+      <w:r>
+        <w:rPr>
+          <w:b/>
+          <w:bCs/>
+        </w:rPr>
+        <w:t/>
+      </w:r>
+      <w:r>
+        <w:t xml:space="preserve"/>
+      </w:r>
+      <w:r>
+        <w:rPr>
+          <w:b/>
+          <w:bCs/>
+        </w:rPr>
+        <w:t/>
+      </w:r>
+      <w:r>
+        <w:t xml:space="preserve"/>
+      </w:r>
+    </w:p>
+    <w:p>
+      <w:pPr>
+        <w:spacing w:before="60" w:after="60" w:line="300" w:lineRule="auto"/>
+        <w:jc w:val="both"/>
+      </w:pPr>
+      <w:r>
+        <w:rPr>
+          <w:b/>
+          <w:bCs/>
+        </w:rPr>
+        <w:t xml:space="preserve">• Sur Lord Louis-Marc : (un silence). « Un médecin. Un voisin. C'est tout. »</w:t>
+      </w:r>
+      <w:r>
+        <w:t xml:space="preserve"/>
+      </w:r>
+      <w:r>
+        <w:rPr>
+          <w:b/>
+          <w:bCs/>
+        </w:rPr>
+        <w:t/>
+      </w:r>
+      <w:r>
+        <w:t xml:space="preserve"/>
+      </w:r>
+      <w:r>
+        <w:rPr>
+          <w:b/>
+          <w:bCs/>
+        </w:rPr>
+        <w:t/>
+      </w:r>
+      <w:r>
+        <w:t xml:space="preserve"/>
+      </w:r>
+    </w:p>
+    <w:p>
+      <w:pPr>
+        <w:spacing w:before="60" w:after="60" w:line="300" w:lineRule="auto"/>
+        <w:jc w:val="both"/>
+      </w:pPr>
+      <w:r>
+        <w:rPr>
+          <w:b/>
+          <w:bCs/>
+        </w:rPr>
+        <w:t xml:space="preserve">• Sur Lady Léa : « Une connaissance financière. Elle me prêtait des avis — très chers. »</w:t>
+      </w:r>
+      <w:r>
+        <w:t xml:space="preserve"/>
+      </w:r>
+      <w:r>
+        <w:rPr>
+          <w:b/>
+          <w:bCs/>
+        </w:rPr>
+        <w:t/>
+      </w:r>
+      <w:r>
+        <w:t xml:space="preserve"/>
+      </w:r>
+      <w:r>
+        <w:rPr>
+          <w:b/>
+          <w:bCs/>
+        </w:rPr>
+        <w:t/>
+      </w:r>
+      <w:r>
+        <w:t xml:space="preserve"/>
+      </w:r>
+    </w:p>
+    <w:p>
+      <w:pPr>
+        <w:spacing w:before="60" w:after="60" w:line="300" w:lineRule="auto"/>
+        <w:jc w:val="both"/>
+      </w:pPr>
+      <w:r>
+        <w:rPr>
+          <w:b/>
+          <w:bCs/>
+        </w:rPr>
+        <w:t xml:space="preserve">• Sur Sir Tatoine : « Diplomate sympathique. On lui dit tout sans rien lui dire. »</w:t>
+      </w:r>
+      <w:r>
+        <w:t xml:space="preserve"/>
+      </w:r>
+      <w:r>
+        <w:rPr>
+          <w:b/>
+          <w:bCs/>
+        </w:rPr>
+        <w:t/>
+      </w:r>
+      <w:r>
+        <w:t xml:space="preserve"/>
+      </w:r>
+      <w:r>
+        <w:rPr>
+          <w:b/>
+          <w:bCs/>
+        </w:rPr>
+        <w:t/>
+      </w:r>
+      <w:r>
+        <w:t xml:space="preserve"/>
+      </w:r>
+    </w:p>
+    <w:p>
+      <w:pPr>
+        <w:spacing w:before="60" w:after="60" w:line="300" w:lineRule="auto"/>
+        <w:jc w:val="both"/>
+      </w:pPr>
+      <w:r>
+        <w:rPr>
+          <w:b/>
+          <w:bCs/>
+        </w:rPr>
+        <w:t xml:space="preserve">❧  PHRASES TOUTES-PRÊTES (pour ne jamais être à court)  ❧</w:t>
+      </w:r>
+      <w:r>
+        <w:t xml:space="preserve"/>
+      </w:r>
+      <w:r>
+        <w:rPr>
+          <w:b/>
+          <w:bCs/>
+        </w:rPr>
+        <w:t/>
+      </w:r>
+      <w:r>
+        <w:t xml:space="preserve"/>
+      </w:r>
+      <w:r>
+        <w:rPr>
+          <w:b/>
+          <w:bCs/>
+        </w:rPr>
+        <w:t/>
+      </w:r>
+      <w:r>
+        <w:t xml:space="preserve"/>
+      </w:r>
+    </w:p>
+    <w:p>
+      <w:pPr>
+        <w:spacing w:before="60" w:after="60" w:line="300" w:lineRule="auto"/>
+        <w:jc w:val="both"/>
+      </w:pPr>
+      <w:r>
+        <w:rPr>
+          <w:b/>
+          <w:bCs/>
+        </w:rPr>
+        <w:t xml:space="preserve">— « Le marché bouge — j'ai dû passer trois coups de fil ce matin. »</w:t>
+      </w:r>
+      <w:r>
+        <w:t xml:space="preserve"/>
+      </w:r>
+      <w:r>
+        <w:rPr>
+          <w:b/>
+          <w:bCs/>
+        </w:rPr>
+        <w:t/>
+      </w:r>
+      <w:r>
+        <w:t xml:space="preserve"/>
+      </w:r>
+      <w:r>
+        <w:rPr>
+          <w:b/>
+          <w:bCs/>
+        </w:rPr>
+        <w:t/>
+      </w:r>
+      <w:r>
+        <w:t xml:space="preserve"/>
+      </w:r>
+    </w:p>
+    <w:p>
+      <w:pPr>
+        <w:spacing w:before="60" w:after="60" w:line="300" w:lineRule="auto"/>
+        <w:jc w:val="both"/>
+      </w:pPr>
+      <w:r>
+        <w:rPr>
+          <w:b/>
+          <w:bCs/>
+        </w:rPr>
+        <w:t xml:space="preserve">— « Excusez-moi, j'ai trop chaud — cette veste brune n'était pas un bon choix pour le mois de juin. »</w:t>
+      </w:r>
+      <w:r>
+        <w:t xml:space="preserve"/>
+      </w:r>
+      <w:r>
+        <w:rPr>
+          <w:b/>
+          <w:bCs/>
+        </w:rPr>
+        <w:t/>
+      </w:r>
+      <w:r>
+        <w:t xml:space="preserve"/>
+      </w:r>
+      <w:r>
+        <w:rPr>
+          <w:b/>
+          <w:bCs/>
+        </w:rPr>
+        <w:t/>
+      </w:r>
+      <w:r>
+        <w:t xml:space="preserve"/>
+      </w:r>
+    </w:p>
+    <w:p>
+      <w:pPr>
+        <w:spacing w:before="60" w:after="60" w:line="300" w:lineRule="auto"/>
+        <w:jc w:val="both"/>
+      </w:pPr>
+      <w:r>
+        <w:rPr>
+          <w:b/>
+          <w:bCs/>
+        </w:rPr>
+        <w:t xml:space="preserve">❧  VOTRE VOIX INTÉRIEURE (à ne PAS dire — mais à laisser influencer votre ton)  ❧</w:t>
+      </w:r>
+      <w:r>
+        <w:t xml:space="preserve"/>
+      </w:r>
+      <w:r>
+        <w:rPr>
+          <w:b/>
+          <w:bCs/>
+        </w:rPr>
+        <w:t/>
+      </w:r>
+      <w:r>
+        <w:t xml:space="preserve"/>
+      </w:r>
+      <w:r>
+        <w:rPr>
+          <w:b/>
+          <w:bCs/>
+        </w:rPr>
+        <w:t/>
+      </w:r>
+      <w:r>
+        <w:t xml:space="preserve"/>
+      </w:r>
+    </w:p>
+    <w:p>
+      <w:pPr>
+        <w:spacing w:before="60" w:after="60" w:line="300" w:lineRule="auto"/>
+        <w:jc w:val="both"/>
+      </w:pPr>
+      <w:r>
+        <w:rPr>
+          <w:b/>
+          <w:bCs/>
+        </w:rPr>
+        <w:t xml:space="preserve">• Un soulagement coupable : « Cinq mille livres que je ne devrai plus jamais à personne. »</w:t>
+      </w:r>
+      <w:r>
+        <w:t xml:space="preserve"/>
+      </w:r>
+      <w:r>
+        <w:rPr>
+          <w:b/>
+          <w:bCs/>
+        </w:rPr>
+        <w:t/>
+      </w:r>
+      <w:r>
+        <w:t xml:space="preserve"/>
+      </w:r>
+      <w:r>
+        <w:rPr>
+          <w:b/>
+          <w:bCs/>
+        </w:rPr>
+        <w:t/>
+      </w:r>
+      <w:r>
+        <w:t xml:space="preserve"/>
+      </w:r>
+    </w:p>
+    <w:p>
+      <w:pPr>
+        <w:spacing w:before="60" w:after="60" w:line="300" w:lineRule="auto"/>
+        <w:jc w:val="both"/>
+      </w:pPr>
+      <w:r>
+        <w:rPr>
+          <w:b/>
+          <w:bCs/>
+        </w:rPr>
+        <w:t xml:space="preserve">• L'angoisse Louis : « Si le mot du banc sort, c'est fini. Pour lui. Pour moi. Pour Marie. »</w:t>
+      </w:r>
+      <w:r>
+        <w:t xml:space="preserve"/>
+      </w:r>
+      <w:r>
+        <w:rPr>
+          <w:b/>
+          <w:bCs/>
+        </w:rPr>
+        <w:t/>
+      </w:r>
+      <w:r>
+        <w:t xml:space="preserve"/>
+      </w:r>
+      <w:r>
+        <w:rPr>
+          <w:b/>
+          <w:bCs/>
+        </w:rPr>
+        <w:t/>
+      </w:r>
+      <w:r>
+        <w:t xml:space="preserve"/>
       </w:r>
     </w:p>
     <w:p>
